--- a/Docs/Number Duel Spec.docx
+++ b/Docs/Number Duel Spec.docx
@@ -97,7 +97,7 @@
         </w:numPr>
       </w:pPr>
       <w:r>
-        <w:t>A 4x4 grid of buttons</w:t>
+        <w:t>A cluster of 16 buttons with numbers</w:t>
       </w:r>
     </w:p>
     <w:p>
@@ -157,13 +157,8 @@
         </w:numPr>
       </w:pPr>
       <w:r>
-        <w:t xml:space="preserve">A label displaying the game </w:t>
-      </w:r>
-      <w:proofErr w:type="gramStart"/>
-      <w:r>
-        <w:t>rule</w:t>
-      </w:r>
-      <w:proofErr w:type="gramEnd"/>
+        <w:t>A label displaying the game rule</w:t>
+      </w:r>
     </w:p>
     <w:p>
       <w:pPr>

--- a/Docs/Number Duel Spec.docx
+++ b/Docs/Number Duel Spec.docx
@@ -157,8 +157,13 @@
         </w:numPr>
       </w:pPr>
       <w:r>
-        <w:t>A label displaying the game rule</w:t>
-      </w:r>
+        <w:t xml:space="preserve">A label displaying the game </w:t>
+      </w:r>
+      <w:proofErr w:type="gramStart"/>
+      <w:r>
+        <w:t>rule</w:t>
+      </w:r>
+      <w:proofErr w:type="gramEnd"/>
     </w:p>
     <w:p>
       <w:pPr>
